--- a/2_Тайм менеджмент/Модуль 3/Модуль 3_Практичне завдання 2_Модель планування професійної кар єри (3).docx
+++ b/2_Тайм менеджмент/Модуль 3/Модуль 3_Практичне завдання 2_Модель планування професійної кар єри (3).docx
@@ -2067,6 +2067,78 @@
         <w:ind w:right="346"/>
         <w:jc w:val="center"/>
       </w:pPr>
+    </w:p>
+    <w:p/>
+    <w:p>
+      <w:r>
+        <w:rPr>
+          <w:b/>
+          <w:sz w:val="26"/>
+        </w:rPr>
+        <w:t>Виконання завдання: модель планування моєї кар’єри</w:t>
+      </w:r>
+    </w:p>
+    <w:p>
+      <w:r>
+        <w:t>За запропонованою моделлю я спробував описати власну ситуацію через два врівноважені блоки — «Я-концепція» (інтереси, здібності, цінності) і «Збір інформації» (ідеї, місця працевлаштування, вимоги й винагороди). Свідомо тримав ці блоки в рівновазі: те, що я маю і чого хочу, має відповідати тому, що від мене вимагатимуть і що я реально можу отримати.</w:t>
+      </w:r>
+    </w:p>
+    <w:p>
+      <w:r>
+        <w:rPr>
+          <w:b/>
+          <w:sz w:val="26"/>
+        </w:rPr>
+        <w:t>Я-концепція</w:t>
+      </w:r>
+    </w:p>
+    <w:p>
+      <w:r>
+        <w:t>Інтереси. Мені цікаво розбиратися в тому, як влаштовані бізнес-процеси, перекладати потреби людей на мову зрозумілих вимог і знаходити рішення, які реально працюють. Подобається робота на стику людей і систем — комунікація, аналітика, узгодження інтересів.</w:t>
+      </w:r>
+    </w:p>
+    <w:p>
+      <w:r>
+        <w:t>Здібності. Сильні сторони — структурне мислення, уміння слухати й ставити правильні питання, досвід у зборі та формалізації вимог, спокій у складних переговорах, англійська для роботи з міжнародними замовниками. За роки роботи аналітиком це стало моєю професійною основою.</w:t>
+      </w:r>
+    </w:p>
+    <w:p>
+      <w:r>
+        <w:t>Цінності. Для мене важлива змістовність роботи й відчуття, що мій внесок справді впливає на результат, професійне зростання, стабільність і можливість зберігати баланс між роботою і родиною. Гроші й статус важливі, але не на першому місці — радше як підтвердження компетентності.</w:t>
+      </w:r>
+    </w:p>
+    <w:p>
+      <w:r>
+        <w:rPr>
+          <w:b/>
+          <w:sz w:val="26"/>
+        </w:rPr>
+        <w:t>Збір інформації</w:t>
+      </w:r>
+    </w:p>
+    <w:p>
+      <w:r>
+        <w:t>Ідеї щодо подальшого руху я беру з власних спостережень, спілкування з колегами й менеджерами, із галузевих спільнот аналітиків. Основні напрями розвитку, які я для себе розглядаю, — це зростання вглиб професії (Lead / системний аналітик, архітектура рішень) або вбік суміжних ролей (продакт-, проджект-менеджмент, консалтинг).</w:t>
+      </w:r>
+    </w:p>
+    <w:p>
+      <w:r>
+        <w:t>Вимоги. Для таких ролей потрібні підтверджені компетенції (сертифікація IIBA чи близька), досвід менторингу й ведення складніших проєктів, ширша технічна та доменна експертиза, зрілі soft skills. Винагороди, на які я орієнтуюся, — це не лише вищий дохід, а й більша самостійність у рішеннях, цікавіші завдання, професійне визнання й можливість впливати на продукт, а не лише його описувати.</w:t>
+      </w:r>
+    </w:p>
+    <w:p>
+      <w:r>
+        <w:rPr>
+          <w:b/>
+          <w:sz w:val="26"/>
+        </w:rPr>
+        <w:t>Урівноваження блоків і висновок</w:t>
+      </w:r>
+    </w:p>
+    <w:p>
+      <w:r>
+        <w:t>Зіставивши обидва блоки, бачу, що мої інтереси, здібності й цінності загалом відповідають вимогам бажаних ролей — головний розрив лежить у площині формального підтвердження компетенцій і досвіду керівництва іншими. Саме тому конкретними практичними цілями планування кар’єри для себе визначаю: пройти профільну сертифікацію, узяти менторство молодших аналітиків і обговорити з менеджером індивідуальний план зростання до ролі Lead BA. Це той випадок, коли «що я хочу» і «що від мене потрібно» сходяться, і кар’єрний план стає реалістичним.</w:t>
+      </w:r>
     </w:p>
     <w:sectPr>
       <w:pgSz w:w="11906" w:h="16838"/>

--- a/2_Тайм менеджмент/Модуль 3/Модуль 3_Практичне завдання 2_Модель планування професійної кар єри (3).docx
+++ b/2_Тайм менеджмент/Модуль 3/Модуль 3_Практичне завдання 2_Модель планування професійної кар єри (3).docx
@@ -2067,6 +2067,205 @@
         <w:ind w:right="346"/>
         <w:jc w:val="center"/>
       </w:pPr>
+    </w:p>
+    <w:p/>
+    <w:p>
+      <w:r>
+        <w:rPr>
+          <w:b/>
+          <w:sz w:val="28"/>
+        </w:rPr>
+        <w:t>Виконання завдання</w:t>
+      </w:r>
+    </w:p>
+    <w:p>
+      <w:r>
+        <w:rPr>
+          <w:b/>
+        </w:rPr>
+        <w:t>Інтереси</w:t>
+      </w:r>
+    </w:p>
+    <w:p>
+      <w:r>
+        <w:t>Мої основні професійні інтереси як студента 3-го курсу економічного факультету зосереджені у сфері фінансів та банківської справи. Мене цікавить фінансовий аналіз, інвестиційне планування, управління ризиками та корпоративні фінанси. Особливо привабливою для мене є робота з цифровими даними, побудова фінансових моделей та прогнозування економічних процесів.</w:t>
+      </w:r>
+    </w:p>
+    <w:p>
+      <w:r>
+        <w:rPr>
+          <w:b/>
+        </w:rPr>
+        <w:t>Здібності</w:t>
+      </w:r>
+    </w:p>
+    <w:p>
+      <w:r>
+        <w:t>Аналітичне мислення – здатність аналізувати великі обсяги числової інформації та робити обґрунтовані висновки. Володію навичками роботи з Microsoft Excel (просунутий рівень), основами Python для аналізу даних, знаннями з макро- та мікроекономіки, бухгалтерського обліку та статистики. Рівень англійської мови – B2, що дозволяє працювати з міжнародною фінансовою документацією. Маю розвинені комунікативні навички та вміння працювати у команді.</w:t>
+      </w:r>
+    </w:p>
+    <w:p>
+      <w:r>
+        <w:rPr>
+          <w:b/>
+        </w:rPr>
+        <w:t>Цінності</w:t>
+      </w:r>
+    </w:p>
+    <w:p>
+      <w:r>
+        <w:t>Основні професійні цінності: професійне зростання та самореалізація, фінансова стабільність, можливість приносити користь суспільству, баланс між роботою та особистим життям, чесність та етичність у ділових відносинах. Мені важливо, щоб моя праця мала інтелектуальний характер і давала можливість постійно розвиватися.</w:t>
+      </w:r>
+    </w:p>
+    <w:p>
+      <w:r>
+        <w:rPr>
+          <w:b/>
+        </w:rPr>
+        <w:t>Ідеї</w:t>
+      </w:r>
+    </w:p>
+    <w:p>
+      <w:r>
+        <w:t>Можливі напрямки професійної діяльності:</w:t>
+        <w:br/>
+        <w:t>– фінансовий аналітик у банку або інвестиційній компанії;</w:t>
+        <w:br/>
+        <w:t>– спеціаліст з корпоративних фінансів;</w:t>
+        <w:br/>
+        <w:t>– консультант з управління ризиками;</w:t>
+        <w:br/>
+        <w:t>– аудитор у міжнародній компанії (Big Four);</w:t>
+        <w:br/>
+        <w:t>– фахівець з фінансового планування.</w:t>
+      </w:r>
+    </w:p>
+    <w:p>
+      <w:r>
+        <w:rPr>
+          <w:b/>
+        </w:rPr>
+        <w:t>Місця працевлаштування</w:t>
+      </w:r>
+    </w:p>
+    <w:p>
+      <w:r>
+        <w:t>Потенційні місця працевлаштування:</w:t>
+        <w:br/>
+        <w:t>– комерційні банки (ПриватБанк, Ощадбанк, Укрсиббанк);</w:t>
+        <w:br/>
+        <w:t>– інвестиційні компанії та фондові біржі;</w:t>
+        <w:br/>
+        <w:t>– міжнародні аудиторські компанії (Deloitte, PwC, KPMG, EY);</w:t>
+        <w:br/>
+        <w:t>– фінансові відділи великих корпорацій;</w:t>
+        <w:br/>
+        <w:t>– Національний банк України.</w:t>
+      </w:r>
+    </w:p>
+    <w:p>
+      <w:r>
+        <w:rPr>
+          <w:b/>
+        </w:rPr>
+        <w:t>Я-концепція</w:t>
+      </w:r>
+    </w:p>
+    <w:p>
+      <w:r>
+        <w:t>Я – студент 3-го курсу економічного факультету, цілеспрямована особистість з аналітичним складом розуму. Мої сильні сторони: відповідальність, системність, здатність до самонавчання, уважність до деталей. Слабкі сторони: недостатній практичний досвід, іноді нестача впевненості під час публічних виступів. Я бачу себе як майбутнього фінансового аналітика, який приймає обґрунтовані рішення на основі даних.</w:t>
+      </w:r>
+    </w:p>
+    <w:p>
+      <w:r>
+        <w:rPr>
+          <w:b/>
+        </w:rPr>
+        <w:t>Збір інформації</w:t>
+      </w:r>
+    </w:p>
+    <w:p>
+      <w:r>
+        <w:t>Вимоги до посади фінансового аналітика:</w:t>
+        <w:br/>
+        <w:t>– Освіта: диплом бакалавра/магістра з економіки або фінансів;</w:t>
+        <w:br/>
+        <w:t>– Професійні уміння: фінансове моделювання, аналіз звітності, володіння Excel, SQL, Python;</w:t>
+        <w:br/>
+        <w:t>– Досвід: стажування або 1–2 роки досвіду;</w:t>
+        <w:br/>
+        <w:t>– Особисті якості: уважність, аналітичність, комунікабельність, стресостійкість.</w:t>
+        <w:br/>
+        <w:br/>
+        <w:t>Винагороди, які я очікую отримати:</w:t>
+        <w:br/>
+        <w:t>– конкурентна заробітна плата;</w:t>
+        <w:br/>
+        <w:t>– можливість кар’єрного зростання;</w:t>
+        <w:br/>
+        <w:t>– професійний розвиток та навчання за рахунок компанії;</w:t>
+        <w:br/>
+        <w:t>– стабільність зайнятості;</w:t>
+        <w:br/>
+        <w:t>– престиж професії.</w:t>
+      </w:r>
+    </w:p>
+    <w:p>
+      <w:r>
+        <w:rPr>
+          <w:b/>
+        </w:rPr>
+        <w:t>Розроблення плану побудови професійної кар’єри</w:t>
+      </w:r>
+    </w:p>
+    <w:p>
+      <w:r>
+        <w:t>Етап 1 (2026–2027, 3–4 курс): Підготовчий</w:t>
+        <w:br/>
+        <w:t>– Завершити навчання з відзнакою;</w:t>
+        <w:br/>
+        <w:t>– Пройти стажування у банку;</w:t>
+        <w:br/>
+        <w:t>– Почати підготовку до CFA Level 1;</w:t>
+        <w:br/>
+        <w:t>– Підвищити рівень англійської до C1.</w:t>
+        <w:br/>
+        <w:br/>
+        <w:t>Етап 2 (2027–2029): Старт кар’єри</w:t>
+        <w:br/>
+        <w:t>– Отримати посаду молодшого фінансового аналітика;</w:t>
+        <w:br/>
+        <w:t>– Скласти CFA Level 1;</w:t>
+        <w:br/>
+        <w:t>– Опанувати професійне програмне забезпечення (Bloomberg Terminal, SAP).</w:t>
+        <w:br/>
+        <w:br/>
+        <w:t>Етап 3 (2029–2032): Професійне зростання</w:t>
+        <w:br/>
+        <w:t>– Перейти на посаду старшого фінансового аналітика;</w:t>
+        <w:br/>
+        <w:t>– Скласти CFA Level 2;</w:t>
+        <w:br/>
+        <w:t>– Розширити мережу професійних контактів.</w:t>
+      </w:r>
+    </w:p>
+    <w:p>
+      <w:r>
+        <w:rPr>
+          <w:b/>
+        </w:rPr>
+        <w:t>Баланс «Я-концепція» та «Збір інформації»</w:t>
+      </w:r>
+    </w:p>
+    <w:p>
+      <w:r>
+        <w:t>Те, що у мене є (Я-концепція): аналітичні здібності, базові знання з економіки та фінансів, навички роботи з Excel, мотивація до розвитку.</w:t>
+        <w:br/>
+        <w:t>Те, що потрібно (Збір інформації): практичний досвід, сертифікація CFA, поглиблене володіння англійською, професійні контакти.</w:t>
+        <w:br/>
+        <w:br/>
+        <w:t>Баланс показує, що мої наявні ресурси (освіта, здібності, мотивація) закладають міцну основу. Головні прогалини – брак практичного досвіду та професійної сертифікації – можна подолати протягом наступних 1–2 років шляхом стажування та самостійної підготовки.</w:t>
+      </w:r>
     </w:p>
     <w:sectPr>
       <w:pgSz w:w="11906" w:h="16838"/>
